--- a/Query Nesting and Unnesting.docx
+++ b/Query Nesting and Unnesting.docx
@@ -1,6 +1,6 @@
 
 <file path=word/document.xml><?xml version="1.0" encoding="utf-8"?>
-<w:document xmlns:wpc="http://schemas.microsoft.com/office/word/2010/wordprocessingCanvas" xmlns:cx="http://schemas.microsoft.com/office/drawing/2014/chartex" xmlns:cx1="http://schemas.microsoft.com/office/drawing/2015/9/8/chartex" xmlns:cx2="http://schemas.microsoft.com/office/drawing/2015/10/21/chartex" xmlns:cx3="http://schemas.microsoft.com/office/drawing/2016/5/9/chartex" xmlns:cx4="http://schemas.microsoft.com/office/drawing/2016/5/10/chartex" xmlns:cx5="http://schemas.microsoft.com/office/drawing/2016/5/11/chartex" xmlns:cx6="http://schemas.microsoft.com/office/drawing/2016/5/12/chartex" xmlns:cx7="http://schemas.microsoft.com/office/drawing/2016/5/13/chartex" xmlns:cx8="http://schemas.microsoft.com/office/drawing/2016/5/14/chartex" xmlns:mc="http://schemas.openxmlformats.org/markup-compatibility/2006" xmlns:aink="http://schemas.microsoft.com/office/drawing/2016/ink" xmlns:am3d="http://schemas.microsoft.com/office/drawing/2017/model3d" xmlns:o="urn:schemas-microsoft-com:office:office" xmlns:oel="http://schemas.microsoft.com/office/2019/extlst" xmlns:r="http://schemas.openxmlformats.org/officeDocument/2006/relationships" xmlns:m="http://schemas.openxmlformats.org/officeDocument/2006/math" xmlns:v="urn:schemas-microsoft-com:vml" xmlns:wp14="http://schemas.microsoft.com/office/word/2010/wordprocessingDrawing" xmlns:wp="http://schemas.openxmlformats.org/drawingml/2006/wordprocessingDrawing" xmlns:w10="urn:schemas-microsoft-com:office:word" xmlns:w="http://schemas.openxmlformats.org/wordprocessingml/2006/main" xmlns:w14="http://schemas.microsoft.com/office/word/2010/wordml" xmlns:w15="http://schemas.microsoft.com/office/word/2012/wordml" xmlns:w16cex="http://schemas.microsoft.com/office/word/2018/wordml/cex" xmlns:w16cid="http://schemas.microsoft.com/office/word/2016/wordml/cid" xmlns:w16="http://schemas.microsoft.com/office/word/2018/wordml" xmlns:w16du="http://schemas.microsoft.com/office/word/2023/wordml/word16du" xmlns:w16sdtdh="http://schemas.microsoft.com/office/word/2020/wordml/sdtdatahash" xmlns:w16sdtfl="http://schemas.microsoft.com/office/word/2024/wordml/sdtformatlock" xmlns:w16se="http://schemas.microsoft.com/office/word/2015/wordml/symex" xmlns:wpg="http://schemas.microsoft.com/office/word/2010/wordprocessingGroup" xmlns:wpi="http://schemas.microsoft.com/office/word/2010/wordprocessingInk" xmlns:wne="http://schemas.microsoft.com/office/word/2006/wordml" xmlns:wps="http://schemas.microsoft.com/office/word/2010/wordprocessingShape" mc:Ignorable="w14 w15 w16se w16cid w16 w16cex w16sdtdh w16sdtfl w16du wp14">
+<w:document xmlns:wpc="http://schemas.microsoft.com/office/word/2010/wordprocessingCanvas" xmlns:cx="http://schemas.microsoft.com/office/drawing/2014/chartex" xmlns:cx1="http://schemas.microsoft.com/office/drawing/2015/9/8/chartex" xmlns:cx2="http://schemas.microsoft.com/office/drawing/2015/10/21/chartex" xmlns:cx3="http://schemas.microsoft.com/office/drawing/2016/5/9/chartex" xmlns:cx4="http://schemas.microsoft.com/office/drawing/2016/5/10/chartex" xmlns:cx5="http://schemas.microsoft.com/office/drawing/2016/5/11/chartex" xmlns:cx6="http://schemas.microsoft.com/office/drawing/2016/5/12/chartex" xmlns:cx7="http://schemas.microsoft.com/office/drawing/2016/5/13/chartex" xmlns:cx8="http://schemas.microsoft.com/office/drawing/2016/5/14/chartex" xmlns:mc="http://schemas.openxmlformats.org/markup-compatibility/2006" xmlns:aink="http://schemas.microsoft.com/office/drawing/2016/ink" xmlns:am3d="http://schemas.microsoft.com/office/drawing/2017/model3d" xmlns:o="urn:schemas-microsoft-com:office:office" xmlns:r="http://schemas.openxmlformats.org/officeDocument/2006/relationships" xmlns:m="http://schemas.openxmlformats.org/officeDocument/2006/math" xmlns:v="urn:schemas-microsoft-com:vml" xmlns:wp14="http://schemas.microsoft.com/office/word/2010/wordprocessingDrawing" xmlns:wp="http://schemas.openxmlformats.org/drawingml/2006/wordprocessingDrawing" xmlns:w10="urn:schemas-microsoft-com:office:word" xmlns:w="http://schemas.openxmlformats.org/wordprocessingml/2006/main" xmlns:w14="http://schemas.microsoft.com/office/word/2010/wordml" xmlns:w15="http://schemas.microsoft.com/office/word/2012/wordml" xmlns:w16cex="http://schemas.microsoft.com/office/word/2018/wordml/cex" xmlns:w16cid="http://schemas.microsoft.com/office/word/2016/wordml/cid" xmlns:w16="http://schemas.microsoft.com/office/word/2018/wordml" xmlns:w16sdtdh="http://schemas.microsoft.com/office/word/2020/wordml/sdtdatahash" xmlns:w16se="http://schemas.microsoft.com/office/word/2015/wordml/symex" xmlns:wpg="http://schemas.microsoft.com/office/word/2010/wordprocessingGroup" xmlns:wpi="http://schemas.microsoft.com/office/word/2010/wordprocessingInk" xmlns:wne="http://schemas.microsoft.com/office/word/2006/wordml" xmlns:wps="http://schemas.microsoft.com/office/word/2010/wordprocessingShape" mc:Ignorable="w14 w15 w16se w16cid w16 w16cex w16sdtdh wp14">
   <w:body>
     <w:p>
       <w:pPr>
@@ -73,12 +73,24 @@
     </w:p>
     <w:p>
       <w:r>
-        <w:t xml:space="preserve">The runtime complexity for this approach is quadratic, meaning execution time grows exponentially as your data size increases. </w:t>
-      </w:r>
-    </w:p>
-    <w:p>
-      <w:r>
-        <w:t>On large databases containing millions of rows, this causes query execution times to blow up from milliseconds to many minutes.</w:t>
+        <w:t>The runtime complexity for this approach is quadratic, meaning execution time grows exponentially as</w:t>
+      </w:r>
+      <w:r>
+        <w:t xml:space="preserve"> the</w:t>
+      </w:r>
+      <w:r>
+        <w:t xml:space="preserve"> data size increases. </w:t>
+      </w:r>
+    </w:p>
+    <w:p>
+      <w:r>
+        <w:t xml:space="preserve">On large databases containing </w:t>
+      </w:r>
+      <w:r>
+        <w:t>hundreds of thousands</w:t>
+      </w:r>
+      <w:r>
+        <w:t xml:space="preserve"> of rows, this causes query execution times to blow up from milliseconds to many minutes.</w:t>
       </w:r>
     </w:p>
     <w:p/>
@@ -199,6 +211,7 @@
         </w:numPr>
       </w:pPr>
       <w:r>
+        <w:lastRenderedPageBreak/>
         <w:t>Once correlation is eliminated, the database executes the query using fast standard join algorithms instead of nested loops, dropping the complexity and speeding up execution by orders of magnitude.</w:t>
       </w:r>
     </w:p>
@@ -208,7 +221,6 @@
         <w:pStyle w:val="Heading3"/>
       </w:pPr>
       <w:r>
-        <w:lastRenderedPageBreak/>
         <w:t>Relational Algebra</w:t>
       </w:r>
     </w:p>
@@ -439,6 +451,7 @@
     </w:p>
     <w:p>
       <w:r>
+        <w:lastRenderedPageBreak/>
         <w:t>We can use the JOB to test the LLM-unnested queries, improve speed and execution and lower plan costs compared to the native database optimizer running the original nested queries.</w:t>
       </w:r>
     </w:p>
@@ -461,7 +474,6 @@
         <w:pStyle w:val="Heading3"/>
       </w:pPr>
       <w:r>
-        <w:lastRenderedPageBreak/>
         <w:t>The Reliability Problem</w:t>
       </w:r>
     </w:p>
@@ -567,15 +579,7 @@
     </w:p>
     <w:p>
       <w:r>
-        <w:t xml:space="preserve">Establish a benchmarking framework utilizing standard </w:t>
-      </w:r>
-      <w:proofErr w:type="gramStart"/>
-      <w:r>
-        <w:t>join</w:t>
-      </w:r>
-      <w:proofErr w:type="gramEnd"/>
-      <w:r>
-        <w:t xml:space="preserve"> order benchmarks (such as Join Order Benchmark / JOB) to evaluate execution costs.</w:t>
+        <w:t>Establish a benchmarking framework utilizing standard join order benchmarks (such as Join Order Benchmark / JOB) to evaluate execution costs.</w:t>
       </w:r>
     </w:p>
     <w:p>
@@ -902,7 +906,7 @@
 </file>
 
 <file path=word/numbering.xml><?xml version="1.0" encoding="utf-8"?>
-<w:numbering xmlns:wpc="http://schemas.microsoft.com/office/word/2010/wordprocessingCanvas" xmlns:cx="http://schemas.microsoft.com/office/drawing/2014/chartex" xmlns:cx1="http://schemas.microsoft.com/office/drawing/2015/9/8/chartex" xmlns:cx2="http://schemas.microsoft.com/office/drawing/2015/10/21/chartex" xmlns:cx3="http://schemas.microsoft.com/office/drawing/2016/5/9/chartex" xmlns:cx4="http://schemas.microsoft.com/office/drawing/2016/5/10/chartex" xmlns:cx5="http://schemas.microsoft.com/office/drawing/2016/5/11/chartex" xmlns:cx6="http://schemas.microsoft.com/office/drawing/2016/5/12/chartex" xmlns:cx7="http://schemas.microsoft.com/office/drawing/2016/5/13/chartex" xmlns:cx8="http://schemas.microsoft.com/office/drawing/2016/5/14/chartex" xmlns:mc="http://schemas.openxmlformats.org/markup-compatibility/2006" xmlns:aink="http://schemas.microsoft.com/office/drawing/2016/ink" xmlns:am3d="http://schemas.microsoft.com/office/drawing/2017/model3d" xmlns:o="urn:schemas-microsoft-com:office:office" xmlns:oel="http://schemas.microsoft.com/office/2019/extlst" xmlns:r="http://schemas.openxmlformats.org/officeDocument/2006/relationships" xmlns:m="http://schemas.openxmlformats.org/officeDocument/2006/math" xmlns:v="urn:schemas-microsoft-com:vml" xmlns:wp14="http://schemas.microsoft.com/office/word/2010/wordprocessingDrawing" xmlns:wp="http://schemas.openxmlformats.org/drawingml/2006/wordprocessingDrawing" xmlns:w10="urn:schemas-microsoft-com:office:word" xmlns:w="http://schemas.openxmlformats.org/wordprocessingml/2006/main" xmlns:w14="http://schemas.microsoft.com/office/word/2010/wordml" xmlns:w15="http://schemas.microsoft.com/office/word/2012/wordml" xmlns:w16cex="http://schemas.microsoft.com/office/word/2018/wordml/cex" xmlns:w16cid="http://schemas.microsoft.com/office/word/2016/wordml/cid" xmlns:w16="http://schemas.microsoft.com/office/word/2018/wordml" xmlns:w16du="http://schemas.microsoft.com/office/word/2023/wordml/word16du" xmlns:w16sdtdh="http://schemas.microsoft.com/office/word/2020/wordml/sdtdatahash" xmlns:w16sdtfl="http://schemas.microsoft.com/office/word/2024/wordml/sdtformatlock" xmlns:w16se="http://schemas.microsoft.com/office/word/2015/wordml/symex" xmlns:wpg="http://schemas.microsoft.com/office/word/2010/wordprocessingGroup" xmlns:wpi="http://schemas.microsoft.com/office/word/2010/wordprocessingInk" xmlns:wne="http://schemas.microsoft.com/office/word/2006/wordml" xmlns:wps="http://schemas.microsoft.com/office/word/2010/wordprocessingShape" mc:Ignorable="w14 w15 w16se w16cid w16 w16cex w16sdtdh w16sdtfl w16du wp14">
+<w:numbering xmlns:wpc="http://schemas.microsoft.com/office/word/2010/wordprocessingCanvas" xmlns:cx="http://schemas.microsoft.com/office/drawing/2014/chartex" xmlns:cx1="http://schemas.microsoft.com/office/drawing/2015/9/8/chartex" xmlns:cx2="http://schemas.microsoft.com/office/drawing/2015/10/21/chartex" xmlns:cx3="http://schemas.microsoft.com/office/drawing/2016/5/9/chartex" xmlns:cx4="http://schemas.microsoft.com/office/drawing/2016/5/10/chartex" xmlns:cx5="http://schemas.microsoft.com/office/drawing/2016/5/11/chartex" xmlns:cx6="http://schemas.microsoft.com/office/drawing/2016/5/12/chartex" xmlns:cx7="http://schemas.microsoft.com/office/drawing/2016/5/13/chartex" xmlns:cx8="http://schemas.microsoft.com/office/drawing/2016/5/14/chartex" xmlns:mc="http://schemas.openxmlformats.org/markup-compatibility/2006" xmlns:aink="http://schemas.microsoft.com/office/drawing/2016/ink" xmlns:am3d="http://schemas.microsoft.com/office/drawing/2017/model3d" xmlns:o="urn:schemas-microsoft-com:office:office" xmlns:r="http://schemas.openxmlformats.org/officeDocument/2006/relationships" xmlns:m="http://schemas.openxmlformats.org/officeDocument/2006/math" xmlns:v="urn:schemas-microsoft-com:vml" xmlns:wp14="http://schemas.microsoft.com/office/word/2010/wordprocessingDrawing" xmlns:wp="http://schemas.openxmlformats.org/drawingml/2006/wordprocessingDrawing" xmlns:w10="urn:schemas-microsoft-com:office:word" xmlns:w="http://schemas.openxmlformats.org/wordprocessingml/2006/main" xmlns:w14="http://schemas.microsoft.com/office/word/2010/wordml" xmlns:w15="http://schemas.microsoft.com/office/word/2012/wordml" xmlns:w16cex="http://schemas.microsoft.com/office/word/2018/wordml/cex" xmlns:w16cid="http://schemas.microsoft.com/office/word/2016/wordml/cid" xmlns:w16="http://schemas.microsoft.com/office/word/2018/wordml" xmlns:w16sdtdh="http://schemas.microsoft.com/office/word/2020/wordml/sdtdatahash" xmlns:w16se="http://schemas.microsoft.com/office/word/2015/wordml/symex" xmlns:wpg="http://schemas.microsoft.com/office/word/2010/wordprocessingGroup" xmlns:wpi="http://schemas.microsoft.com/office/word/2010/wordprocessingInk" xmlns:wne="http://schemas.microsoft.com/office/word/2006/wordml" xmlns:wps="http://schemas.microsoft.com/office/word/2010/wordprocessingShape" mc:Ignorable="w14 w15 w16se w16cid w16 w16cex w16sdtdh wp14">
   <w:abstractNum w:abstractNumId="0" w15:restartNumberingAfterBreak="0">
     <w:nsid w:val="3F914CCB"/>
     <w:multiLevelType w:val="hybridMultilevel"/>
@@ -1242,20 +1246,20 @@
       </w:rPr>
     </w:lvl>
   </w:abstractNum>
-  <w:num w:numId="1" w16cid:durableId="2130468875">
+  <w:num w:numId="1">
     <w:abstractNumId w:val="1"/>
   </w:num>
-  <w:num w:numId="2" w16cid:durableId="1036466165">
+  <w:num w:numId="2">
     <w:abstractNumId w:val="2"/>
   </w:num>
-  <w:num w:numId="3" w16cid:durableId="956985322">
+  <w:num w:numId="3">
     <w:abstractNumId w:val="0"/>
   </w:num>
 </w:numbering>
 </file>
 
 <file path=word/styles.xml><?xml version="1.0" encoding="utf-8"?>
-<w:styles xmlns:mc="http://schemas.openxmlformats.org/markup-compatibility/2006" xmlns:r="http://schemas.openxmlformats.org/officeDocument/2006/relationships" xmlns:w="http://schemas.openxmlformats.org/wordprocessingml/2006/main" xmlns:w14="http://schemas.microsoft.com/office/word/2010/wordml" xmlns:w15="http://schemas.microsoft.com/office/word/2012/wordml" xmlns:w16cex="http://schemas.microsoft.com/office/word/2018/wordml/cex" xmlns:w16cid="http://schemas.microsoft.com/office/word/2016/wordml/cid" xmlns:w16="http://schemas.microsoft.com/office/word/2018/wordml" xmlns:w16du="http://schemas.microsoft.com/office/word/2023/wordml/word16du" xmlns:w16sdtdh="http://schemas.microsoft.com/office/word/2020/wordml/sdtdatahash" xmlns:w16sdtfl="http://schemas.microsoft.com/office/word/2024/wordml/sdtformatlock" xmlns:w16se="http://schemas.microsoft.com/office/word/2015/wordml/symex" mc:Ignorable="w14 w15 w16se w16cid w16 w16cex w16sdtdh w16sdtfl w16du">
+<w:styles xmlns:mc="http://schemas.openxmlformats.org/markup-compatibility/2006" xmlns:r="http://schemas.openxmlformats.org/officeDocument/2006/relationships" xmlns:w="http://schemas.openxmlformats.org/wordprocessingml/2006/main" xmlns:w14="http://schemas.microsoft.com/office/word/2010/wordml" xmlns:w15="http://schemas.microsoft.com/office/word/2012/wordml" xmlns:w16cex="http://schemas.microsoft.com/office/word/2018/wordml/cex" xmlns:w16cid="http://schemas.microsoft.com/office/word/2016/wordml/cid" xmlns:w16="http://schemas.microsoft.com/office/word/2018/wordml" xmlns:w16sdtdh="http://schemas.microsoft.com/office/word/2020/wordml/sdtdatahash" xmlns:w16se="http://schemas.microsoft.com/office/word/2015/wordml/symex" mc:Ignorable="w14 w15 w16se w16cid w16 w16cex w16sdtdh">
   <w:docDefaults>
     <w:rPrDefault>
       <w:rPr>
